--- a/docassemble/AKA2JBranding/data/templates/dont_wait_modify_custody_divorce_content.docx
+++ b/docassemble/AKA2JBranding/data/templates/dont_wait_modify_custody_divorce_content.docx
@@ -7,6 +7,78 @@
         <w:pStyle w:val="Body"/>
       </w:pPr>
       <w:r>
+        <w:rPr>
+          <w:color w:val="FF0000"/>
+        </w:rPr>
+        <w:t>{</w:t>
+      </w:r>
+      <w:r>
+        <w:rPr>
+          <w:color w:val="FF0000"/>
+        </w:rPr>
+        <w:t>% if (</w:t>
+      </w:r>
+      <w:r>
+        <w:rPr>
+          <w:color w:val="FFC000"/>
+        </w:rPr>
+        <w:t>user_need == 'change custody order' or (</w:t>
+      </w:r>
+      <w:r>
+        <w:rPr>
+          <w:color w:val="92D050"/>
+        </w:rPr>
+        <w:t>user_need == 'change divorce order' and type_of_final_order[</w:t>
+      </w:r>
+      <w:r>
+        <w:rPr>
+          <w:color w:val="92D050"/>
+        </w:rPr>
+        <w:t>'</w:t>
+      </w:r>
+      <w:r>
+        <w:rPr>
+          <w:color w:val="92D050"/>
+        </w:rPr>
+        <w:t>custody order</w:t>
+      </w:r>
+      <w:r>
+        <w:rPr>
+          <w:color w:val="92D050"/>
+        </w:rPr>
+        <w:t>'</w:t>
+      </w:r>
+      <w:r>
+        <w:rPr>
+          <w:color w:val="92D050"/>
+        </w:rPr>
+        <w:t>]</w:t>
+      </w:r>
+      <w:r>
+        <w:rPr>
+          <w:color w:val="FFC000"/>
+        </w:rPr>
+        <w:t>)</w:t>
+      </w:r>
+      <w:r>
+        <w:rPr>
+          <w:color w:val="FF0000"/>
+        </w:rPr>
+        <w:t xml:space="preserve">) </w:t>
+      </w:r>
+      <w:r>
+        <w:rPr>
+          <w:color w:val="FF0000"/>
+        </w:rPr>
+        <w:t xml:space="preserve">and </w:t>
+      </w:r>
+      <w:r>
+        <w:rPr>
+          <w:color w:val="FF0000"/>
+        </w:rPr>
+        <w:t xml:space="preserve">middle_of_case == 'no' and why_change == 'schedule' %} </w:t>
+      </w:r>
+      <w:r>
         <w:t xml:space="preserve">If you and </w:t>
       </w:r>
       <w:r>
@@ -25,233 +97,427 @@
         <w:t xml:space="preserve"> </w:t>
       </w:r>
       <w:r>
-        <w:t xml:space="preserve">agree to change the schedule, or have already permanently changed your schedule, file your </w:t>
+        <w:t>agree to change the schedule, or have already permanently changed your schedule, file</w:t>
+      </w:r>
+      <w:r>
+        <w:t xml:space="preserve"> your </w:t>
+      </w:r>
+      <w:r>
+        <w:rPr>
+          <w:color w:val="FF0000"/>
+        </w:rPr>
+        <w:t>{</w:t>
+      </w:r>
+      <w:r>
+        <w:rPr>
+          <w:color w:val="FF0000"/>
+        </w:rPr>
+        <w:t xml:space="preserve">% </w:t>
+      </w:r>
+      <w:r>
+        <w:rPr>
+          <w:color w:val="FF0000"/>
+        </w:rPr>
+        <w:t>else %}</w:t>
+      </w:r>
+      <w:r>
+        <w:t xml:space="preserve">File your </w:t>
+      </w:r>
+      <w:r>
+        <w:rPr>
+          <w:color w:val="FF0000"/>
+        </w:rPr>
+        <w:t>{% endif %}</w:t>
+      </w:r>
+      <w:r>
+        <w:rPr>
+          <w:color w:val="FF0000"/>
+        </w:rPr>
+        <w:t>{</w:t>
+      </w:r>
+      <w:r>
+        <w:rPr>
+          <w:color w:val="FF0000"/>
+        </w:rPr>
+        <w:t xml:space="preserve">% if </w:t>
+      </w:r>
+      <w:r>
+        <w:rPr>
+          <w:color w:val="FF0000"/>
+        </w:rPr>
+        <w:t xml:space="preserve">user_need == </w:t>
+      </w:r>
+      <w:r>
+        <w:rPr>
+          <w:color w:val="FF0000"/>
+        </w:rPr>
+        <w:t>'</w:t>
+      </w:r>
+      <w:r>
+        <w:rPr>
+          <w:color w:val="FF0000"/>
+        </w:rPr>
+        <w:t>change foreign custody order</w:t>
+      </w:r>
+      <w:r>
+        <w:rPr>
+          <w:color w:val="FF0000"/>
+        </w:rPr>
+        <w:t>'</w:t>
+      </w:r>
+      <w:r>
+        <w:rPr>
+          <w:color w:val="FF0000"/>
+        </w:rPr>
+        <w:t xml:space="preserve"> or (user_need != </w:t>
+      </w:r>
+      <w:r>
+        <w:rPr>
+          <w:color w:val="FF0000"/>
+        </w:rPr>
+        <w:t>'</w:t>
+      </w:r>
+      <w:r>
+        <w:rPr>
+          <w:color w:val="FF0000"/>
+        </w:rPr>
+        <w:t>change foreign custody order</w:t>
+      </w:r>
+      <w:r>
+        <w:rPr>
+          <w:color w:val="FF0000"/>
+        </w:rPr>
+        <w:t>'</w:t>
+      </w:r>
+      <w:r>
+        <w:rPr>
+          <w:color w:val="FF0000"/>
+        </w:rPr>
+        <w:t xml:space="preserve"> and not </w:t>
+      </w:r>
+      <w:r>
+        <w:rPr>
+          <w:color w:val="FF0000"/>
+        </w:rPr>
+        <w:t>parents_agree</w:t>
+      </w:r>
+      <w:r>
+        <w:rPr>
+          <w:color w:val="FF0000"/>
+        </w:rPr>
+        <w:t>)</w:t>
+      </w:r>
+      <w:r>
+        <w:rPr>
+          <w:color w:val="FF0000"/>
+        </w:rPr>
+        <w:t xml:space="preserve"> %</w:t>
+      </w:r>
+      <w:r>
+        <w:rPr>
+          <w:color w:val="FF0000"/>
+        </w:rPr>
+        <w:t>}</w:t>
       </w:r>
       <w:r>
         <w:rPr>
           <w:b/>
           <w:bCs/>
         </w:rPr>
-        <w:t>Joint</w:t>
+        <w:t>Motion to Change Custody, Visitation, &amp; Support</w:t>
+      </w:r>
+      <w:r>
+        <w:rPr>
+          <w:color w:val="FF0000"/>
+        </w:rPr>
+        <w:t>{% else %}</w:t>
       </w:r>
       <w:r>
         <w:rPr>
           <w:b/>
           <w:bCs/>
         </w:rPr>
-        <w:t xml:space="preserve"> Motion to </w:t>
+        <w:t>Joint Motion to Change</w:t>
+      </w:r>
+      <w:r>
+        <w:rPr>
+          <w:color w:val="FF0000"/>
+        </w:rPr>
+        <w:t>{</w:t>
+      </w:r>
+      <w:r>
+        <w:rPr>
+          <w:color w:val="FF0000"/>
+        </w:rPr>
+        <w:t>% endif %</w:t>
+      </w:r>
+      <w:r>
+        <w:rPr>
+          <w:color w:val="FF0000"/>
+        </w:rPr>
+        <w:t>}</w:t>
+      </w:r>
+      <w:r>
+        <w:t xml:space="preserve"> packet as soon as you can.</w:t>
+      </w:r>
+      <w:r>
+        <w:t xml:space="preserve"> </w:t>
+      </w:r>
+      <w:r>
+        <w:rPr>
+          <w:color w:val="FF0000"/>
+        </w:rPr>
+        <w:t>{%</w:t>
+      </w:r>
+      <w:r>
+        <w:rPr>
+          <w:color w:val="FF0000"/>
+        </w:rPr>
+        <w:t xml:space="preserve"> if user_need </w:t>
+      </w:r>
+      <w:r>
+        <w:rPr>
+          <w:color w:val="FF0000"/>
+        </w:rPr>
+        <w:t>!</w:t>
+      </w:r>
+      <w:r>
+        <w:rPr>
+          <w:color w:val="FF0000"/>
+        </w:rPr>
+        <w:t xml:space="preserve">= </w:t>
+      </w:r>
+      <w:r>
+        <w:rPr>
+          <w:color w:val="FF0000"/>
+        </w:rPr>
+        <w:t>'</w:t>
+      </w:r>
+      <w:r>
+        <w:rPr>
+          <w:color w:val="FF0000"/>
+        </w:rPr>
+        <w:t>change foreign custody order</w:t>
+      </w:r>
+      <w:r>
+        <w:rPr>
+          <w:color w:val="FF0000"/>
+        </w:rPr>
+        <w:t>'</w:t>
+      </w:r>
+      <w:r>
+        <w:rPr>
+          <w:color w:val="FF0000"/>
+        </w:rPr>
+        <w:t xml:space="preserve"> and parents_agre</w:t>
+      </w:r>
+      <w:r>
+        <w:rPr>
+          <w:color w:val="FF0000"/>
+        </w:rPr>
+        <w:t>e %}</w:t>
+      </w:r>
+      <w:r>
+        <w:t xml:space="preserve">See {{ </w:t>
+      </w:r>
+      <w:proofErr w:type="spellStart"/>
+      <w:r>
+        <w:t>tell_the_court_step</w:t>
+      </w:r>
+      <w:r>
+        <w:t>.</w:t>
+      </w:r>
+      <w:r>
+        <w:t>subject</w:t>
+      </w:r>
+      <w:proofErr w:type="spellEnd"/>
+      <w:r>
+        <w:t xml:space="preserve"> }}</w:t>
+      </w:r>
+      <w:r>
+        <w:t>.</w:t>
+      </w:r>
+      <w:r>
+        <w:rPr>
+          <w:color w:val="FF0000"/>
+        </w:rPr>
+        <w:t>{</w:t>
+      </w:r>
+      <w:r>
+        <w:rPr>
+          <w:color w:val="FF0000"/>
+        </w:rPr>
+        <w:t>% endif %}</w:t>
+      </w:r>
+    </w:p>
+    <w:p>
+      <w:pPr>
+        <w:pStyle w:val="Body"/>
+      </w:pPr>
+      <w:r>
+        <w:t xml:space="preserve">Until you file your motion with the court, </w:t>
       </w:r>
       <w:r>
         <w:rPr>
           <w:b/>
           <w:bCs/>
         </w:rPr>
-        <w:t>Change</w:t>
-      </w:r>
-      <w:r>
-        <w:t xml:space="preserve"> packet</w:t>
-      </w:r>
-      <w:r>
-        <w:t xml:space="preserve"> as soon as you can.</w:t>
-      </w:r>
-      <w:r>
-        <w:t xml:space="preserve"> </w:t>
-      </w:r>
-      <w:r>
-        <w:rPr>
-          <w:color w:val="FF0000"/>
-        </w:rPr>
-        <w:t>{</w:t>
-      </w:r>
-      <w:r>
-        <w:rPr>
-          <w:color w:val="FF0000"/>
-        </w:rPr>
-        <w:t xml:space="preserve">% if </w:t>
-      </w:r>
-      <w:proofErr w:type="spellStart"/>
-      <w:r>
-        <w:rPr>
-          <w:color w:val="FF0000"/>
-        </w:rPr>
-        <w:t>parents_agree</w:t>
-      </w:r>
-      <w:proofErr w:type="spellEnd"/>
-      <w:r>
-        <w:rPr>
-          <w:color w:val="FF0000"/>
-        </w:rPr>
-        <w:t xml:space="preserve"> %</w:t>
-      </w:r>
-      <w:r>
-        <w:rPr>
-          <w:color w:val="FF0000"/>
-        </w:rPr>
-        <w:t>}</w:t>
-      </w:r>
-      <w:r>
-        <w:t xml:space="preserve">See {{ </w:t>
-      </w:r>
-      <w:proofErr w:type="spellStart"/>
-      <w:r>
-        <w:t>tell_the_court_step</w:t>
+        <w:t>the parent who owes child support still owes the amount in your current order</w:t>
       </w:r>
       <w:r>
         <w:t>.</w:t>
-      </w:r>
-      <w:r>
-        <w:t>subject</w:t>
-      </w:r>
-      <w:proofErr w:type="spellEnd"/>
-      <w:r>
-        <w:t xml:space="preserve"> }}</w:t>
-      </w:r>
-      <w:r>
-        <w:rPr>
-          <w:color w:val="FF0000"/>
-        </w:rPr>
-        <w:t>{</w:t>
-      </w:r>
-      <w:r>
-        <w:rPr>
-          <w:color w:val="FF0000"/>
-        </w:rPr>
-        <w:t xml:space="preserve">% </w:t>
-      </w:r>
-      <w:r>
-        <w:rPr>
-          <w:color w:val="FF0000"/>
-        </w:rPr>
-        <w:t>end</w:t>
-      </w:r>
-      <w:r>
-        <w:rPr>
-          <w:color w:val="FF0000"/>
-        </w:rPr>
-        <w:t>if</w:t>
-      </w:r>
-      <w:r>
-        <w:rPr>
-          <w:color w:val="FF0000"/>
-        </w:rPr>
-        <w:t xml:space="preserve"> %}</w:t>
       </w:r>
     </w:p>
     <w:p>
       <w:pPr>
-        <w:pStyle w:val="Body"/>
-      </w:pPr>
-      <w:r>
-        <w:t xml:space="preserve">Until you file your motion with the court, </w:t>
+        <w:pStyle w:val="Example"/>
+      </w:pPr>
+      <w:r>
+        <w:t>For example</w:t>
+      </w:r>
+    </w:p>
+    <w:p>
+      <w:pPr>
+        <w:pStyle w:val="Example-bulleted"/>
+      </w:pPr>
+      <w:r>
+        <w:t>Under your current order, the children spend Sunday to Friday with you and Friday after school until Sunday after dinner with the other parent.</w:t>
+      </w:r>
+    </w:p>
+    <w:p>
+      <w:pPr>
+        <w:pStyle w:val="Example-bulleted"/>
+      </w:pPr>
+      <w:r>
+        <w:t>Child support was calculated based on the children being with you 5 overnights each week, and with the other parent 2 overnights each week.</w:t>
+      </w:r>
+    </w:p>
+    <w:p>
+      <w:pPr>
+        <w:pStyle w:val="Example-bulleted"/>
+      </w:pPr>
+      <w:r>
+        <w:t>You decide to change to a schedule where the children will spend a week with you and then a week with the other parent. You start March 1.</w:t>
+      </w:r>
+    </w:p>
+    <w:p>
+      <w:pPr>
+        <w:pStyle w:val="Example-bulleted"/>
+      </w:pPr>
+      <w:r>
+        <w:t>Child support will probably change because the percentage of overnights the children spend with each parent has changed.</w:t>
+      </w:r>
+    </w:p>
+    <w:p>
+      <w:pPr>
+        <w:pStyle w:val="Example-bulleted"/>
+      </w:pPr>
+      <w:r>
+        <w:t xml:space="preserve">You file your </w:t>
+      </w:r>
+      <w:r>
+        <w:rPr>
+          <w:color w:val="FF0000"/>
+        </w:rPr>
+        <w:t>{</w:t>
+      </w:r>
+      <w:r>
+        <w:rPr>
+          <w:color w:val="FF0000"/>
+        </w:rPr>
+        <w:t xml:space="preserve">% if user_need == </w:t>
+      </w:r>
+      <w:r>
+        <w:rPr>
+          <w:color w:val="FF0000"/>
+        </w:rPr>
+        <w:t>'</w:t>
+      </w:r>
+      <w:r>
+        <w:rPr>
+          <w:color w:val="FF0000"/>
+        </w:rPr>
+        <w:t>change foreign custody order</w:t>
+      </w:r>
+      <w:r>
+        <w:rPr>
+          <w:color w:val="FF0000"/>
+        </w:rPr>
+        <w:t>'</w:t>
+      </w:r>
+      <w:r>
+        <w:rPr>
+          <w:color w:val="FF0000"/>
+        </w:rPr>
+        <w:t xml:space="preserve"> or (user_need != </w:t>
+      </w:r>
+      <w:r>
+        <w:rPr>
+          <w:color w:val="FF0000"/>
+        </w:rPr>
+        <w:t>'</w:t>
+      </w:r>
+      <w:r>
+        <w:rPr>
+          <w:color w:val="FF0000"/>
+        </w:rPr>
+        <w:t>change foreign custody order</w:t>
+      </w:r>
+      <w:r>
+        <w:rPr>
+          <w:color w:val="FF0000"/>
+        </w:rPr>
+        <w:t>'</w:t>
+      </w:r>
+      <w:r>
+        <w:rPr>
+          <w:color w:val="FF0000"/>
+        </w:rPr>
+        <w:t xml:space="preserve"> and not parents_agree) %</w:t>
+      </w:r>
+      <w:r>
+        <w:rPr>
+          <w:color w:val="FF0000"/>
+        </w:rPr>
+        <w:t>}</w:t>
       </w:r>
       <w:r>
         <w:rPr>
           <w:b/>
           <w:bCs/>
         </w:rPr>
-        <w:t>the parent who owes child support still owes the amount in your current order</w:t>
-      </w:r>
-      <w:r>
-        <w:t>.</w:t>
-      </w:r>
-    </w:p>
-    <w:p>
-      <w:pPr>
-        <w:pStyle w:val="Example"/>
-      </w:pPr>
-      <w:r>
-        <w:t>For example</w:t>
-      </w:r>
-    </w:p>
-    <w:p>
-      <w:pPr>
-        <w:pStyle w:val="Example-bulleted"/>
-      </w:pPr>
-      <w:r>
-        <w:t>Under your current order, the children spend Sunday to Friday with you and Friday after school until Sunday after dinner with the other parent.</w:t>
-      </w:r>
-    </w:p>
-    <w:p>
-      <w:pPr>
-        <w:pStyle w:val="Example-bulleted"/>
-      </w:pPr>
-      <w:r>
-        <w:t>Child support was calculated based on the children being with you 5 overnights each week, and with the other parent 2 overnights each week.</w:t>
-      </w:r>
-    </w:p>
-    <w:p>
-      <w:pPr>
-        <w:pStyle w:val="Example-bulleted"/>
-      </w:pPr>
-      <w:r>
-        <w:t>You decide to change to a schedule where the children will spend a week with you and then a week with the other parent. You start March 1.</w:t>
-      </w:r>
-    </w:p>
-    <w:p>
-      <w:pPr>
-        <w:pStyle w:val="Example-bulleted"/>
-      </w:pPr>
-      <w:r>
-        <w:t>Child support will probably change because the percentage of overnights the children spend with each parent has changed.</w:t>
-      </w:r>
-    </w:p>
-    <w:p>
-      <w:pPr>
-        <w:pStyle w:val="Example-bulleted"/>
-      </w:pPr>
-      <w:r>
-        <w:t xml:space="preserve">You file your </w:t>
+        <w:t>Motion to Change Custody, Visitation, &amp; Support</w:t>
+      </w:r>
+      <w:r>
+        <w:rPr>
+          <w:color w:val="FF0000"/>
+        </w:rPr>
+        <w:t>{% else %}</w:t>
       </w:r>
       <w:r>
         <w:rPr>
           <w:b/>
           <w:bCs/>
         </w:rPr>
-        <w:t>{{ “</w:t>
-      </w:r>
-      <w:r>
-        <w:rPr>
-          <w:b/>
-          <w:bCs/>
-        </w:rPr>
-        <w:t xml:space="preserve">Joint Motion to </w:t>
-      </w:r>
-      <w:r>
-        <w:rPr>
-          <w:b/>
-          <w:bCs/>
-        </w:rPr>
-        <w:t xml:space="preserve">Change” if </w:t>
-      </w:r>
-      <w:proofErr w:type="spellStart"/>
-      <w:r>
-        <w:rPr>
-          <w:b/>
-          <w:bCs/>
-        </w:rPr>
-        <w:t>parents_agree</w:t>
-      </w:r>
-      <w:proofErr w:type="spellEnd"/>
-      <w:r>
-        <w:rPr>
-          <w:b/>
-          <w:bCs/>
-        </w:rPr>
-        <w:t xml:space="preserve"> else “</w:t>
-      </w:r>
-      <w:r>
-        <w:rPr>
-          <w:b/>
-          <w:bCs/>
-        </w:rPr>
-        <w:t>Motion to Change Custody, Visitation, &amp; Support</w:t>
-      </w:r>
-      <w:r>
-        <w:rPr>
-          <w:b/>
-          <w:bCs/>
-        </w:rPr>
-        <w:t>” }}</w:t>
+        <w:t>Joint Motion to Change</w:t>
+      </w:r>
+      <w:r>
+        <w:rPr>
+          <w:color w:val="FF0000"/>
+        </w:rPr>
+        <w:t>{</w:t>
+      </w:r>
+      <w:r>
+        <w:rPr>
+          <w:color w:val="FF0000"/>
+        </w:rPr>
+        <w:t>% endif %</w:t>
+      </w:r>
+      <w:r>
+        <w:rPr>
+          <w:color w:val="FF0000"/>
+        </w:rPr>
+        <w:t>}</w:t>
       </w:r>
       <w:r>
         <w:t xml:space="preserve"> </w:t>
